--- a/ky/discovery-articles/1.6 Кагаз.docx
+++ b/ky/discovery-articles/1.6 Кагаз.docx
@@ -4,549 +4,363 @@
   <w:body>
     <w:p>
       <w:pPr>
-        <w:keepNext/>
-        <w:spacing w:before="280" w:after="120"/>
+        <w:pStyle w:val="Title"/>
+        <w:widowControl/>
       </w:pPr>
       <w:r>
-        <w:rPr>
-          <w:rFonts w:ascii="Calibri" w:hAnsi="Calibri" w:eastAsia="Calibri"/>
-          <w:b/>
-          <w:i w:val="0"/>
-          <w:color w:val="004E8C"/>
-          <w:sz w:val="44"/>
-        </w:rPr>
         <w:t>1.6 Кагаз</w:t>
       </w:r>
     </w:p>
     <w:p>
       <w:pPr>
-        <w:spacing w:after="80"/>
+        <w:keepNext/>
+        <w:widowControl/>
       </w:pPr>
       <w:r>
         <w:rPr>
-          <w:rFonts w:ascii="Calibri" w:hAnsi="Calibri" w:eastAsia="Calibri"/>
-          <w:b w:val="0"/>
-          <w:i/>
-          <w:color w:val="505050"/>
-          <w:sz w:val="22"/>
+          <w:sz w:val="20"/>
         </w:rPr>
-        <w:t>1. Цивилизациянын пайдубалы</w:t>
-      </w:r>
-    </w:p>
-    <w:p>
-      <w:pPr>
-        <w:spacing w:after="200"/>
-      </w:pPr>
-      <w:r>
-        <w:rPr>
-          <w:rFonts w:ascii="Calibri" w:hAnsi="Calibri" w:eastAsia="Calibri"/>
-          <w:b w:val="0"/>
-          <w:i/>
-          <w:sz w:val="22"/>
-        </w:rPr>
-        <w:t>Мезгил: болжол менен б.з. 105-жылы кытайлык расмий ойлоп табуу Цай Лунга таандык деп эсептелет; XII кылымга карата Европага тараган | Негизги өкүлдөр: Хань доорундагы Кытайдын кызматкери Цай Лун; кийин ислам дүйнөсү менен Европадагы кагаз тегирмендери</w:t>
-      </w:r>
-    </w:p>
-    <w:p>
-      <w:pPr>
-        <w:spacing w:after="160" w:line="276" w:lineRule="auto"/>
-      </w:pPr>
-      <w:r>
-        <w:rPr>
-          <w:rFonts w:ascii="Calibri" w:hAnsi="Calibri" w:eastAsia="Calibri"/>
-          <w:b w:val="0"/>
-          <w:i w:val="0"/>
-          <w:sz w:val="22"/>
-        </w:rPr>
-        <w:t>Кагаз — майдаланып, сууга аралаштырылып, жайылып жана кургатылган өсүмдүк булаларынан жасалган жука барак. Ал Кытайда өнүктүрүлүп, кийин кеңири тарагандыктан китеп, кат жазуу жана кеңсе иши күнүмдүк көрүнүшкө айланды.</w:t>
+        <w:t>1. Цивилизациянын негиздери</w:t>
       </w:r>
     </w:p>
     <w:p>
       <w:pPr>
         <w:keepNext/>
-        <w:spacing w:before="240" w:after="120"/>
+        <w:widowControl/>
       </w:pPr>
       <w:r>
         <w:rPr>
-          <w:rFonts w:ascii="Calibri" w:hAnsi="Calibri" w:eastAsia="Calibri"/>
-          <w:b/>
-          <w:i w:val="0"/>
-          <w:color w:val="004E8C"/>
-          <w:sz w:val="28"/>
+          <w:sz w:val="20"/>
         </w:rPr>
-        <w:t>Негизги фактылар</w:t>
+        <w:t>Мезгил: болжол менен б. з. 105-жылы (Кытайда расмий таанытылган ыкма Цай Лунга таандык деп эсептелет); XII кылымга чейин Европага тараган | Негизги салым кошкондор: Цай Лун (Хань династиясынын тушундагы Кытай); кийин ислам дүйнөсүндөгү жана Европадагы кагаз жасоочулар</w:t>
+      </w:r>
+    </w:p>
+    <w:p>
+      <w:pPr>
+        <w:widowControl/>
+      </w:pPr>
+      <w:r>
+        <w:t>Кагаз өсүмдүк булаларын майдалап, жайып, кургатуу аркылуу алынган жука материал. Ал Кытайда өнүгүп, кийин дүйнөгө кеңири тарагандыктан, китеп, кат жана кеңсе иштери күнүмдүк турмуштун кадимки бөлүгүнө айланган.</w:t>
+      </w:r>
+    </w:p>
+    <w:p>
+      <w:pPr>
+        <w:pStyle w:val="Heading1"/>
+        <w:widowControl/>
+      </w:pPr>
+      <w:r>
+        <w:t>Негизги маалыматтар</w:t>
       </w:r>
     </w:p>
     <w:p>
       <w:pPr>
         <w:pStyle w:val="ListBullet"/>
+        <w:widowControl/>
       </w:pPr>
       <w:r>
-        <w:rPr>
-          <w:rFonts w:ascii="Calibri" w:hAnsi="Calibri" w:eastAsia="Calibri"/>
-          <w:b w:val="0"/>
-          <w:i w:val="0"/>
-          <w:sz w:val="22"/>
-        </w:rPr>
-        <w:t>Буладан жасалган кагаз Хань династиясынын тушунда Кытайда өнүктүрүлгөн</w:t>
+        <w:t>Өсүмдүк буласынан кагаз жасоо Кытайда Хань династиясынын тушунда өнүккөн.</w:t>
       </w:r>
     </w:p>
     <w:p>
       <w:pPr>
         <w:pStyle w:val="ListBullet"/>
+        <w:widowControl/>
       </w:pPr>
       <w:r>
-        <w:rPr>
-          <w:rFonts w:ascii="Calibri" w:hAnsi="Calibri" w:eastAsia="Calibri"/>
-          <w:b w:val="0"/>
-          <w:i w:val="0"/>
-          <w:sz w:val="22"/>
-        </w:rPr>
-        <w:t>Салттуу тарыхта б.з. 105-жылы кагаз жасоонун расмий ыкмасын Цай Лун сунуштаган деп айтылат</w:t>
+        <w:t>Салт боюнча, б. з. 105-жылы расмий таанытылган кагаз жасоо ыкмасы Цай Лунга таандык деп эсептелет.</w:t>
       </w:r>
     </w:p>
     <w:p>
       <w:pPr>
         <w:pStyle w:val="ListBullet"/>
+        <w:widowControl/>
       </w:pPr>
       <w:r>
-        <w:rPr>
-          <w:rFonts w:ascii="Calibri" w:hAnsi="Calibri" w:eastAsia="Calibri"/>
-          <w:b w:val="0"/>
-          <w:i w:val="0"/>
-          <w:sz w:val="22"/>
-        </w:rPr>
-        <w:t>Кытайда андан да мурдагы кагаз сыяктуу үзүндүлөр табылган; өнөр убакыт өткөн сайын өркүндөтүлгөн</w:t>
+        <w:t>Кытайда андан мурдагы кагаз калдыктары да табылган; кагаз жасоо өнөрү убакыттын өтүшү менен өркүндөгөн.</w:t>
       </w:r>
     </w:p>
     <w:p>
       <w:pPr>
         <w:pStyle w:val="ListBullet"/>
+        <w:widowControl/>
       </w:pPr>
       <w:r>
-        <w:rPr>
-          <w:rFonts w:ascii="Calibri" w:hAnsi="Calibri" w:eastAsia="Calibri"/>
-          <w:b w:val="0"/>
-          <w:i w:val="0"/>
-          <w:sz w:val="22"/>
-        </w:rPr>
-        <w:t>Кагаз жасоо билими Борбордук Азия аркылуу ислам дүйнөсүнө жана Европага тараган</w:t>
+        <w:t>Бул өнөр Борбордук Азия аркылуу ислам дүйнөсүнө жана Европага тараган.</w:t>
       </w:r>
     </w:p>
     <w:p>
       <w:pPr>
         <w:pStyle w:val="ListBullet"/>
+        <w:widowControl/>
       </w:pPr>
       <w:r>
-        <w:rPr>
-          <w:rFonts w:ascii="Calibri" w:hAnsi="Calibri" w:eastAsia="Calibri"/>
-          <w:b w:val="0"/>
-          <w:i w:val="0"/>
-          <w:sz w:val="22"/>
-        </w:rPr>
-        <w:t>Басма станогу пайда боло электе эле кагаз жазууну арзандаткан</w:t>
+        <w:t>Басма станогу пайда боло электе эле кагаз жазуунун баасын арзандаткан.</w:t>
       </w:r>
     </w:p>
     <w:p>
       <w:pPr>
-        <w:keepNext/>
-        <w:spacing w:before="240" w:after="120"/>
+        <w:pStyle w:val="Heading1"/>
+        <w:widowControl/>
       </w:pPr>
       <w:r>
-        <w:rPr>
-          <w:rFonts w:ascii="Calibri" w:hAnsi="Calibri" w:eastAsia="Calibri"/>
-          <w:b/>
-          <w:i w:val="0"/>
-          <w:color w:val="004E8C"/>
-          <w:sz w:val="28"/>
-        </w:rPr>
-        <w:t>Бул эмне</w:t>
+        <w:t>Бул эмне?</w:t>
       </w:r>
     </w:p>
     <w:p>
       <w:pPr>
-        <w:spacing w:after="160" w:line="276" w:lineRule="auto"/>
+        <w:widowControl/>
       </w:pPr>
       <w:r>
-        <w:rPr>
-          <w:rFonts w:ascii="Calibri" w:hAnsi="Calibri" w:eastAsia="Calibri"/>
-          <w:b w:val="0"/>
-          <w:i w:val="0"/>
-          <w:sz w:val="22"/>
-        </w:rPr>
-        <w:t>Кагаз — дарактын кабыгы, эски чүпүрөк, кендир, кийин жыгач массасы сыяктуу өсүмдүк булаларын суу кошуп майдалап, андан жука катмар түзүп кургатуу жолу менен жасалган жазуу жана таңгактоочу материал. Ал чопо тактадан же бамбук тилкесинен жеңил жана ийкемдүү, ал эми көп көлөмдө өндүрүлгөндө пергаменттен арзан. Баракка сыя сиңет, аны бүктөп, китеп кылып түптөөгө болот. Кагазды жалпайтып басылган өсүмдүк жиптеринен турган кийиздей элестетүүгө болот. Ошондуктан ал дүйнөдө жазуунун негизги бетине айланган.</w:t>
+        <w:t>Кагаз — жазууга жана буюмдарды ороого колдонулуучу материал. Аны жасоодо кабык, чүпүрөк, кара куурай, кийинчерээк жыгач массасы сыяктуу була камтыган заттар сууда майдаланат. Андан жука катмар түзүлүп, кургатылат. Кагаз чопо такталардан же бамбук тилкелеринен жеңил жана ийилчээк, ал эми көп көлөмдө жасалганда пергаменттен арзан. Ага сыя менен жазууга, аны бүктөөгө жана китеп кылып бириктирүүгө болот. Кагазды өсүмдүк жипчелеринен жасалып, жалпак басылган кийизге окшоштурууга болот. Ушундай касиеттери аны дүйнөдөгү негизги жазуу материалына айландырган.</w:t>
       </w:r>
     </w:p>
     <w:p>
       <w:pPr>
-        <w:keepNext/>
-        <w:spacing w:before="240" w:after="120"/>
+        <w:pStyle w:val="Heading1"/>
+        <w:widowControl/>
       </w:pPr>
       <w:r>
-        <w:rPr>
-          <w:rFonts w:ascii="Calibri" w:hAnsi="Calibri" w:eastAsia="Calibri"/>
-          <w:b/>
-          <w:i w:val="0"/>
-          <w:color w:val="004E8C"/>
-          <w:sz w:val="28"/>
-        </w:rPr>
-        <w:t>Аны ким ачкан же ойлоп тапкан</w:t>
+        <w:t xml:space="preserve">Ким ойлоп тапкан</w:t>
       </w:r>
     </w:p>
     <w:p>
       <w:pPr>
-        <w:spacing w:after="160" w:line="276" w:lineRule="auto"/>
+        <w:widowControl/>
       </w:pPr>
       <w:r>
-        <w:rPr>
-          <w:rFonts w:ascii="Calibri" w:hAnsi="Calibri" w:eastAsia="Calibri"/>
-          <w:b w:val="0"/>
-          <w:i w:val="0"/>
-          <w:sz w:val="22"/>
-        </w:rPr>
-        <w:t>Кытайдын салттуу тарыхы Чыгыш Хань сарайынын кызматкери Цай Лун б.з. 105-жылы кагаз жасоонун жакшыртылган ыкмасы тууралуу баяндаганын айтат. Бирок археологдор Кытайдан андан да мурдагы кагаз сымал үзүндүлөрдү табышкан, демек бул өнөрдүн тарыхы узак жана жамааттык. Күнүмдүк өндүрүштү императорлор эмес, кагаз жасаган усталар аткарган. Ойлоп табуу Кытайда жаралган, ал эми кийин таралышына аты белгисиз көптөгөн усталар салым кошкон.</w:t>
+        <w:t>Кытайдын салттуу тарыхында Чыгыш Хань сарайынын кызматкери Цай Лун б. з. 105-жылы кагаз жасоонун жакшыртылган ыкмасын билдирген адам катары аталат. Бирок археологдор Кытайдан андан мурдагы кагазга окшош калдыктарды да табышкан. Демек, бул өнөрдүн тарыхы узагыраак жана көп адамдын эмгеги менен байланышкан. Күнүмдүк ишти императорлор эмес, кагаз жасаган усталар аткарган. Ойлоп табуу Кытайга таандык; анын кийин таралышына аты белгисиз көптөгөн усталар катышкан.</w:t>
       </w:r>
     </w:p>
     <w:p>
       <w:pPr>
-        <w:keepNext/>
-        <w:spacing w:before="240" w:after="120"/>
+        <w:pStyle w:val="Heading1"/>
+        <w:widowControl/>
       </w:pPr>
       <w:r>
-        <w:rPr>
-          <w:rFonts w:ascii="Calibri" w:hAnsi="Calibri" w:eastAsia="Calibri"/>
-          <w:b/>
-          <w:i w:val="0"/>
-          <w:color w:val="004E8C"/>
-          <w:sz w:val="28"/>
-        </w:rPr>
-        <w:t>Качан жана кантип пайда болгон</w:t>
+        <w:t>Качан жана кантип пайда болгон?</w:t>
       </w:r>
     </w:p>
     <w:p>
       <w:pPr>
-        <w:spacing w:after="160" w:line="276" w:lineRule="auto"/>
+        <w:widowControl/>
       </w:pPr>
       <w:r>
-        <w:rPr>
-          <w:rFonts w:ascii="Calibri" w:hAnsi="Calibri" w:eastAsia="Calibri"/>
-          <w:b w:val="0"/>
-          <w:i w:val="0"/>
-          <w:sz w:val="22"/>
-        </w:rPr>
-        <w:t>Евразиянын башка бөлүктөрүнө жеткенге чейин Кытайда кагаз кылымдар бою эсеп-кысапка, көркөм өнөргө жана таңгактоого колдонулган. VIII кылымдан кийин кагаз жасоо Борбордук Азияда, анын ичинде Самаркандда, андан соң ислам дүйнөсүндө кеңири тараганы документтерде көрсөтүлөт. Европа аны орто кылымдардын соңунда, адегенде Жер Ортолук деңиз аймагында кабыл алган. Мамлекеттер менен соодагерлерге малдын терисинен арзан барак керек болуп, саякатчылар бул өнөрдү соода жолдору аркылуу алып жүрүшкөн.</w:t>
+        <w:t>Кытайда кагаз жазуу иштерине, көркөм өнөргө жана буюмдарды ороого Евразиянын башка жерлеринен бир нече кылым мурда колдонулган. VIII кылымдан кийин Борбордук Азияда, анын ичинде Самаркандда, андан соң ислам дүйнөсүндө кагаз жасалганы тууралуу маалыматтар бар. Европа аны орто кылымдардын кийинки бөлүгүндө, адегенде Жер Ортолук деңиз аймагында кабыл алган. Мамлекеттик мекемелер менен соодагерлерге териден арзан жазуу материалы керек болгон. Саякатчылар бул өнөрдү соода жолдору аркылуу жеткирген.</w:t>
       </w:r>
     </w:p>
     <w:p>
       <w:pPr>
-        <w:keepNext/>
-        <w:spacing w:before="240" w:after="120"/>
+        <w:pStyle w:val="Heading1"/>
+        <w:widowControl/>
       </w:pPr>
       <w:r>
-        <w:rPr>
-          <w:rFonts w:ascii="Calibri" w:hAnsi="Calibri" w:eastAsia="Calibri"/>
-          <w:b/>
-          <w:i w:val="0"/>
-          <w:color w:val="004E8C"/>
-          <w:sz w:val="28"/>
-        </w:rPr>
-        <w:t>Илимий жактан мааниси</w:t>
+        <w:t>Илим үчүн мааниси</w:t>
       </w:r>
     </w:p>
     <w:p>
       <w:pPr>
-        <w:spacing w:after="160" w:line="276" w:lineRule="auto"/>
+        <w:widowControl/>
       </w:pPr>
       <w:r>
-        <w:rPr>
-          <w:rFonts w:ascii="Calibri" w:hAnsi="Calibri" w:eastAsia="Calibri"/>
-          <w:b w:val="0"/>
-          <w:i w:val="0"/>
-          <w:sz w:val="22"/>
-        </w:rPr>
-        <w:t>Кагаз жазуунун мүмкүнчүлүгүн эселеп көбөйттү. Мекеме миңдеген отчетторду сактай алат, окуучу текстти көчүрөт, карта жол баштыгына батат. Ал илимий куралга да айланган: чыпка кагазы, лакмус жана кийин фотокагаз пайда болгон. Материалдын өзү жөнөкөй химия менен устачылыкка — бири-бирине чырмалышкан целлюлоза булаларына — негизделет, бирок билимге тийгизген таасири курамына салыштыргыс чоң.</w:t>
+        <w:t>Кагаз жазуунун мүмкүнчүлүктөрүн кыйла кеңейткен. Мекемелер миңдеген отчетторду сактай алган, окуучулар тексттерди көчүргөн, карталарды аттын куржунуна салып алып жүрүүгө мүмкүн болгон. Кагаз илимий курал катары да колдонулган: чыпка кагазы, лакмус жана кийин сүрөт чыгаруучу кагаз пайда болгон. Анын негизи жөнөкөй химия менен устачылыкка таянат: целлюлоза булалары өз ара кармалып, бир катмар түзөт. Бирок бул жөнөкөй материалдын билимге тийгизген таасири абдан чоң болгон.</w:t>
       </w:r>
     </w:p>
     <w:p>
       <w:pPr>
-        <w:keepNext/>
-        <w:spacing w:before="240" w:after="120"/>
+        <w:pStyle w:val="Heading1"/>
+        <w:widowControl/>
       </w:pPr>
       <w:r>
-        <w:rPr>
-          <w:rFonts w:ascii="Calibri" w:hAnsi="Calibri" w:eastAsia="Calibri"/>
-          <w:b/>
-          <w:i w:val="0"/>
-          <w:color w:val="004E8C"/>
-          <w:sz w:val="28"/>
-        </w:rPr>
-        <w:t>Кийинки өнүгүүлөргө тийгизген таасири</w:t>
+        <w:t>Кийинки өнүгүүгө тийгизген таасири</w:t>
       </w:r>
     </w:p>
     <w:p>
       <w:pPr>
-        <w:spacing w:after="160" w:line="276" w:lineRule="auto"/>
+        <w:widowControl/>
       </w:pPr>
       <w:r>
-        <w:rPr>
-          <w:rFonts w:ascii="Calibri" w:hAnsi="Calibri" w:eastAsia="Calibri"/>
-          <w:b w:val="0"/>
-          <w:i w:val="0"/>
-          <w:sz w:val="22"/>
-        </w:rPr>
-        <w:t>Арзан кагаз Чыгыш Азиядагы жыгач калып менен басууга жана Европада Гутенбергдин басма станогуна шарт түзгөн. Гезит, кагаз акча, почта жана азыркы мектеп системасы барак-барак кагазды талап кылат. Санариптик экрандар анын айрым түрлөрүн азайтса да, архив, таңгак жана гигиеналык буюмдар дагы эле ошол эле була принцибине таянат. Кайра иштетүү — бул ойлоп табуунун кийинки бөлүмү.</w:t>
+        <w:t>Арзан кагаз Чыгыш Азиядагы жыгач калып менен басууга жана Европадагы Гутенбергдин басма станогуна негиз даярдаган. Гезиттер, кагаз акча, почта жана азыркы мектептер көп сандаган кагаз барактарына таянат. Санарип экрандар кагаздын айрым колдонулушун азайтты. Бирок архивдер, таңгактар жана гигиеналык буюмдар дагы эле ошол эле булага негизделген ыкмадан көз каранды. Кагазды кайра иштетүү — бул ойлоп табуунун тарыхындагы кийинки баскыч.</w:t>
       </w:r>
     </w:p>
     <w:p>
       <w:pPr>
-        <w:keepNext/>
-        <w:spacing w:before="240" w:after="120"/>
+        <w:pStyle w:val="Heading1"/>
+        <w:widowControl/>
       </w:pPr>
       <w:r>
-        <w:rPr>
-          <w:rFonts w:ascii="Calibri" w:hAnsi="Calibri" w:eastAsia="Calibri"/>
-          <w:b/>
-          <w:i w:val="0"/>
-          <w:color w:val="004E8C"/>
-          <w:sz w:val="28"/>
-        </w:rPr>
-        <w:t>Адамдардын жашоосун кантип өзгөрткөн</w:t>
+        <w:t>Адамдардын жашоосун кантип өзгөрткөн?</w:t>
       </w:r>
     </w:p>
     <w:p>
       <w:pPr>
-        <w:spacing w:after="160" w:line="276" w:lineRule="auto"/>
+        <w:widowControl/>
       </w:pPr>
       <w:r>
-        <w:rPr>
-          <w:rFonts w:ascii="Calibri" w:hAnsi="Calibri" w:eastAsia="Calibri"/>
-          <w:b w:val="0"/>
-          <w:i w:val="0"/>
-          <w:sz w:val="22"/>
-        </w:rPr>
-        <w:t>Кагаз китеп менен катты арзандатып, сабаттуулукту кеңири адамдарга жеткирди. Ошол эле учурда тоодой документтерди, кийин көп калдыктарды жаратты. Кеңсе, экзамен жана жеке күндөлүк адамдардын өзүн жана мамлекетти түшүнүү ыкмасына таасир берди. Коом “кагаз жүзүндө” иштейт дегенибиз — ал маалыматты массалык түрдө эстеп кала алат деген сөз. Кытайда башталган бул өнөр дүйнөлүк жашоо салтына айланды.</w:t>
+        <w:t>Кагаз китеп менен каттын баасын арзандатып, сабаттуулукту көбүрөөк адамга жеткиликтүү кылган. Ошол эле учурда жазуулардын, кийин таштандылардын да көлөмүн өстүргөн. Кеңселер, сынактар жана жеке күндөлүктөр адамдардын өзүн жана мамлекетти кандай түшүнөрүнө таасир эткен. Коомдун жашоосу кагазга түшүрүлсө, ал чоң көлөмдөгү маалыматты эстутумунда сактай алат. Кытайдагы бир өнөрдөн башталган бул адат дүйнөлүк жашоо тартибине айланган.</w:t>
       </w:r>
     </w:p>
     <w:p>
       <w:pPr>
-        <w:keepNext/>
-        <w:spacing w:before="240" w:after="120"/>
+        <w:pStyle w:val="Heading1"/>
+        <w:widowControl/>
       </w:pPr>
       <w:r>
-        <w:rPr>
-          <w:rFonts w:ascii="Calibri" w:hAnsi="Calibri" w:eastAsia="Calibri"/>
-          <w:b/>
-          <w:i w:val="0"/>
-          <w:color w:val="004E8C"/>
-          <w:sz w:val="28"/>
-        </w:rPr>
-        <w:t>Булактар жана шилтемелер</w:t>
+        <w:t>Булактар жана кошумча окуу</w:t>
       </w:r>
     </w:p>
     <w:p>
       <w:pPr>
-        <w:keepNext/>
-        <w:spacing w:before="240" w:after="120"/>
+        <w:pStyle w:val="Heading2"/>
+        <w:widowControl/>
       </w:pPr>
       <w:r>
         <w:rPr>
-          <w:rFonts w:ascii="Calibri" w:hAnsi="Calibri" w:eastAsia="Calibri"/>
-          <w:b/>
-          <w:i w:val="0"/>
-          <w:color w:val="004E8C"/>
-          <w:sz w:val="24"/>
+          <w:sz w:val="20"/>
         </w:rPr>
-        <w:t>C. Мекемелердин материалдары жана энциклопедиялык булактар</w:t>
+        <w:t>Уюмдардын жана энциклопедиялардын материалдары</w:t>
       </w:r>
     </w:p>
     <w:p>
       <w:pPr>
-        <w:spacing w:after="80"/>
-        <w:ind w:left="360"/>
+        <w:widowControl/>
       </w:pPr>
       <w:r>
         <w:rPr>
-          <w:rFonts w:ascii="Calibri" w:hAnsi="Calibri" w:eastAsia="Calibri"/>
-          <w:b w:val="0"/>
-          <w:i w:val="0"/>
-          <w:sz w:val="22"/>
+          <w:sz w:val="20"/>
         </w:rPr>
-        <w:t>1. Encyclopaedia Britannica. “Papermaking” (“Кагаз жасоо”).</w:t>
-      </w:r>
-      <w:r>
-        <w:rPr>
-          <w:rFonts w:ascii="Calibri" w:hAnsi="Calibri" w:eastAsia="Calibri"/>
-          <w:b w:val="0"/>
-          <w:i w:val="0"/>
-          <w:sz w:val="22"/>
-        </w:rPr>
-        <w:t xml:space="preserve"> </w:t>
+        <w:t xml:space="preserve">1. Encyclopaedia Britannica. 'Papermaking.' </w:t>
       </w:r>
       <w:hyperlink r:id="rId9">
         <w:r>
           <w:rPr>
-            <w:rFonts w:ascii="Calibri" w:hAnsi="Calibri" w:eastAsia="Calibri"/>
-            <w:b w:val="0"/>
-            <w:i w:val="0"/>
-            <w:sz w:val="22"/>
-            <w:color w:val="0563C1"/>
-            <w:u w:val="single"/>
+            <w:sz w:val="20"/>
           </w:rPr>
           <w:t>https://www.britannica.com/technology/papermaking</w:t>
         </w:r>
       </w:hyperlink>
+      <w:r>
+        <w:rPr>
+          <w:sz w:val="20"/>
+        </w:rPr>
+      </w:r>
     </w:p>
     <w:p>
       <w:pPr>
-        <w:spacing w:after="80"/>
-        <w:ind w:left="360"/>
+        <w:widowControl/>
       </w:pPr>
       <w:r>
         <w:rPr>
-          <w:rFonts w:ascii="Calibri" w:hAnsi="Calibri" w:eastAsia="Calibri"/>
-          <w:b w:val="0"/>
-          <w:i w:val="0"/>
-          <w:sz w:val="22"/>
+          <w:sz w:val="20"/>
         </w:rPr>
-        <w:t>2. Encyclopaedia Britannica. “Cai Lun” (“Цай Лун”).</w:t>
-      </w:r>
-      <w:r>
-        <w:rPr>
-          <w:rFonts w:ascii="Calibri" w:hAnsi="Calibri" w:eastAsia="Calibri"/>
-          <w:b w:val="0"/>
-          <w:i w:val="0"/>
-          <w:sz w:val="22"/>
-        </w:rPr>
-        <w:t xml:space="preserve"> </w:t>
+        <w:t xml:space="preserve">2. Encyclopaedia Britannica. 'Cai Lun.' </w:t>
       </w:r>
       <w:hyperlink r:id="rId10">
         <w:r>
           <w:rPr>
-            <w:rFonts w:ascii="Calibri" w:hAnsi="Calibri" w:eastAsia="Calibri"/>
-            <w:b w:val="0"/>
-            <w:i w:val="0"/>
-            <w:sz w:val="22"/>
-            <w:color w:val="0563C1"/>
-            <w:u w:val="single"/>
+            <w:sz w:val="20"/>
           </w:rPr>
           <w:t>https://www.britannica.com/biography/Cai-Lun</w:t>
         </w:r>
       </w:hyperlink>
-    </w:p>
-    <w:p>
-      <w:pPr>
-        <w:keepNext/>
-        <w:spacing w:before="240" w:after="120"/>
-      </w:pPr>
       <w:r>
         <w:rPr>
-          <w:rFonts w:ascii="Calibri" w:hAnsi="Calibri" w:eastAsia="Calibri"/>
-          <w:b/>
-          <w:i w:val="0"/>
-          <w:color w:val="004E8C"/>
-          <w:sz w:val="24"/>
+          <w:sz w:val="20"/>
         </w:rPr>
-        <w:t>D. Музейлердин, архивдердин жана китепканалардын материалдары</w:t>
       </w:r>
     </w:p>
     <w:p>
       <w:pPr>
-        <w:spacing w:after="80"/>
-        <w:ind w:left="360"/>
+        <w:pStyle w:val="Heading2"/>
+        <w:widowControl/>
       </w:pPr>
       <w:r>
         <w:rPr>
-          <w:rFonts w:ascii="Calibri" w:hAnsi="Calibri" w:eastAsia="Calibri"/>
-          <w:b w:val="0"/>
-          <w:i w:val="0"/>
-          <w:sz w:val="22"/>
+          <w:sz w:val="20"/>
         </w:rPr>
-        <w:t>1. British Library. Китеп тарыхы боюнча коллекциялар.</w:t>
+        <w:t>Музейлердин, архивдердин жана китепканалардын материалдары</w:t>
       </w:r>
+    </w:p>
+    <w:p>
+      <w:pPr>
+        <w:widowControl/>
+      </w:pPr>
       <w:r>
         <w:rPr>
-          <w:rFonts w:ascii="Calibri" w:hAnsi="Calibri" w:eastAsia="Calibri"/>
-          <w:b w:val="0"/>
-          <w:i w:val="0"/>
-          <w:sz w:val="22"/>
+          <w:sz w:val="20"/>
         </w:rPr>
-        <w:t xml:space="preserve"> </w:t>
+        <w:t xml:space="preserve">1. British Library. History of the book collections. </w:t>
       </w:r>
       <w:hyperlink r:id="rId11">
         <w:r>
           <w:rPr>
-            <w:rFonts w:ascii="Calibri" w:hAnsi="Calibri" w:eastAsia="Calibri"/>
-            <w:b w:val="0"/>
-            <w:i w:val="0"/>
-            <w:sz w:val="22"/>
-            <w:color w:val="0563C1"/>
-            <w:u w:val="single"/>
+            <w:sz w:val="20"/>
           </w:rPr>
           <w:t>https://www.bl.uk/</w:t>
         </w:r>
       </w:hyperlink>
-    </w:p>
-    <w:p>
-      <w:pPr>
-        <w:keepNext/>
-        <w:spacing w:before="240" w:after="120"/>
-      </w:pPr>
       <w:r>
         <w:rPr>
-          <w:rFonts w:ascii="Calibri" w:hAnsi="Calibri" w:eastAsia="Calibri"/>
-          <w:b/>
-          <w:i w:val="0"/>
-          <w:color w:val="004E8C"/>
-          <w:sz w:val="24"/>
+          <w:sz w:val="20"/>
         </w:rPr>
-        <w:t>J. Басма сөз, илимий-популярдуу жана жалпы маалымат булактары</w:t>
       </w:r>
     </w:p>
     <w:p>
       <w:pPr>
-        <w:spacing w:after="80"/>
-        <w:ind w:left="360"/>
+        <w:pStyle w:val="Heading2"/>
+        <w:widowControl/>
       </w:pPr>
       <w:r>
         <w:rPr>
-          <w:rFonts w:ascii="Calibri" w:hAnsi="Calibri" w:eastAsia="Calibri"/>
-          <w:b w:val="0"/>
-          <w:i w:val="0"/>
-          <w:sz w:val="22"/>
+          <w:sz w:val="20"/>
         </w:rPr>
-        <w:t>1. Smithsonian Magazine. Кагаз менен басма ишинин тарыхына арналган материалдар.</w:t>
+        <w:t>Басма сөз, илимий-популярдуу жана маалымдама материалдар</w:t>
       </w:r>
+    </w:p>
+    <w:p>
+      <w:pPr>
+        <w:widowControl/>
+      </w:pPr>
       <w:r>
         <w:rPr>
-          <w:rFonts w:ascii="Calibri" w:hAnsi="Calibri" w:eastAsia="Calibri"/>
-          <w:b w:val="0"/>
-          <w:i w:val="0"/>
-          <w:sz w:val="22"/>
+          <w:sz w:val="20"/>
         </w:rPr>
-        <w:t xml:space="preserve"> </w:t>
+        <w:t xml:space="preserve">1. Smithsonian Magazine. History features on paper and print. </w:t>
       </w:r>
       <w:hyperlink r:id="rId12">
         <w:r>
           <w:rPr>
-            <w:rFonts w:ascii="Calibri" w:hAnsi="Calibri" w:eastAsia="Calibri"/>
-            <w:b w:val="0"/>
-            <w:i w:val="0"/>
-            <w:sz w:val="22"/>
-            <w:color w:val="0563C1"/>
-            <w:u w:val="single"/>
+            <w:sz w:val="20"/>
           </w:rPr>
           <w:t>https://www.smithsonianmag.com/history/</w:t>
         </w:r>
       </w:hyperlink>
+      <w:r>
+        <w:rPr>
+          <w:sz w:val="20"/>
+        </w:rPr>
+      </w:r>
     </w:p>
     <w:sectPr>
-      <w:pgSz w:w="12240" w:h="15840"/>
-      <w:pgMar w:top="1296" w:right="1440" w:bottom="1296" w:left="1440" w:header="720" w:footer="720" w:gutter="0"/>
+      <w:footerReference w:type="default" r:id="rId13"/>
+      <w:pgSz w:w="11906" w:h="16838"/>
+      <w:pgMar w:top="1020" w:right="1134" w:bottom="1020" w:left="1134" w:header="720" w:footer="720" w:gutter="0"/>
       <w:cols w:space="720"/>
       <w:docGrid w:linePitch="360"/>
     </w:sectPr>
   </w:body>
 </w:document>
+</file>
+
+<file path=word/footer1.xml><?xml version="1.0" encoding="utf-8"?>
+<w:ftr xmlns:m="http://schemas.openxmlformats.org/officeDocument/2006/math" xmlns:mc="http://schemas.openxmlformats.org/markup-compatibility/2006" xmlns:mo="http://schemas.microsoft.com/office/mac/office/2008/main" xmlns:mv="urn:schemas-microsoft-com:mac:vml" xmlns:o="urn:schemas-microsoft-com:office:office" xmlns:r="http://schemas.openxmlformats.org/officeDocument/2006/relationships" xmlns:v="urn:schemas-microsoft-com:vml" xmlns:w10="urn:schemas-microsoft-com:office:word" xmlns:w14="http://schemas.microsoft.com/office/word/2010/wordml" xmlns:w="http://schemas.openxmlformats.org/wordprocessingml/2006/main" xmlns:wne="http://schemas.microsoft.com/office/word/2006/wordml" xmlns:wp14="http://schemas.microsoft.com/office/word/2010/wordprocessingDrawing" xmlns:wp="http://schemas.openxmlformats.org/drawingml/2006/wordprocessingDrawing" xmlns:wpc="http://schemas.microsoft.com/office/word/2010/wordprocessingCanvas" xmlns:wpg="http://schemas.microsoft.com/office/word/2010/wordprocessingGroup" xmlns:wpi="http://schemas.microsoft.com/office/word/2010/wordprocessingInk" xmlns:wps="http://schemas.microsoft.com/office/word/2010/wordprocessingShape" mc:Ignorable="w14 wp14">
+  <w:p>
+    <w:pPr>
+      <w:pStyle w:val="Footer"/>
+      <w:jc w:val="right"/>
+    </w:pPr>
+    <w:fldSimple w:instr="PAGE"/>
+  </w:p>
+</w:ftr>
 </file>
 
 <file path=word/numbering.xml><?xml version="1.0" encoding="utf-8"?>
@@ -757,7 +571,7 @@
   <w:docDefaults>
     <w:rPrDefault>
       <w:rPr>
-        <w:rFonts w:asciiTheme="minorHAnsi" w:eastAsiaTheme="minorEastAsia" w:hAnsiTheme="minorHAnsi" w:cstheme="minorBidi"/>
+        <w:rFonts/>
         <w:sz w:val="22"/>
         <w:szCs w:val="22"/>
         <w:lang w:val="en-US" w:eastAsia="en-US" w:bidi="ar-SA"/>
@@ -912,6 +726,15 @@
     <w:name w:val="Normal"/>
     <w:qFormat/>
     <w:rsid w:val="00FC693F"/>
+    <w:pPr>
+      <w:spacing w:after="120" w:line="259" w:lineRule="auto"/>
+    </w:pPr>
+    <w:rPr>
+      <w:rFonts w:ascii="Times New Roman" w:hAnsi="Times New Roman"/>
+      <w:color w:val="000000"/>
+      <w:sz w:val="24"/>
+      <w:lang w:val="ky-KG"/>
+    </w:rPr>
   </w:style>
   <w:style w:type="paragraph" w:styleId="Header">
     <w:name w:val="header"/>
@@ -968,16 +791,17 @@
     <w:pPr>
       <w:keepNext/>
       <w:keepLines/>
-      <w:spacing w:before="480" w:after="0"/>
+      <w:spacing w:before="480" w:after="120" w:line="259" w:lineRule="auto"/>
       <w:outlineLvl w:val="0"/>
     </w:pPr>
     <w:rPr>
-      <w:rFonts w:asciiTheme="majorHAnsi" w:eastAsiaTheme="majorEastAsia" w:hAnsiTheme="majorHAnsi" w:cstheme="majorBidi"/>
+      <w:rFonts w:ascii="Times New Roman" w:hAnsi="Times New Roman"/>
       <w:b/>
       <w:bCs/>
-      <w:color w:val="365F91" w:themeColor="accent1" w:themeShade="BF"/>
-      <w:sz w:val="28"/>
+      <w:color w:val="000000"/>
+      <w:sz w:val="26"/>
       <w:szCs w:val="28"/>
+      <w:lang w:val="ky-KG"/>
     </w:rPr>
   </w:style>
   <w:style w:type="paragraph" w:styleId="Heading2">
@@ -992,16 +816,17 @@
     <w:pPr>
       <w:keepNext/>
       <w:keepLines/>
-      <w:spacing w:before="200" w:after="0"/>
+      <w:spacing w:before="200" w:after="120" w:line="259" w:lineRule="auto"/>
       <w:outlineLvl w:val="1"/>
     </w:pPr>
     <w:rPr>
-      <w:rFonts w:asciiTheme="majorHAnsi" w:eastAsiaTheme="majorEastAsia" w:hAnsiTheme="majorHAnsi" w:cstheme="majorBidi"/>
+      <w:rFonts w:ascii="Times New Roman" w:hAnsi="Times New Roman"/>
       <w:b/>
       <w:bCs/>
-      <w:color w:val="4F81BD" w:themeColor="accent1"/>
+      <w:color w:val="000000"/>
       <w:sz w:val="26"/>
       <w:szCs w:val="26"/>
+      <w:lang w:val="ky-KG"/>
     </w:rPr>
   </w:style>
   <w:style w:type="paragraph" w:styleId="Heading3">
@@ -1020,7 +845,7 @@
       <w:outlineLvl w:val="2"/>
     </w:pPr>
     <w:rPr>
-      <w:rFonts w:asciiTheme="majorHAnsi" w:eastAsiaTheme="majorEastAsia" w:hAnsiTheme="majorHAnsi" w:cstheme="majorBidi"/>
+      <w:rFonts/>
       <w:b/>
       <w:bCs/>
       <w:color w:val="4F81BD" w:themeColor="accent1"/>
@@ -1043,7 +868,7 @@
       <w:outlineLvl w:val="3"/>
     </w:pPr>
     <w:rPr>
-      <w:rFonts w:asciiTheme="majorHAnsi" w:eastAsiaTheme="majorEastAsia" w:hAnsiTheme="majorHAnsi" w:cstheme="majorBidi"/>
+      <w:rFonts/>
       <w:b/>
       <w:bCs/>
       <w:i/>
@@ -1068,7 +893,7 @@
       <w:outlineLvl w:val="4"/>
     </w:pPr>
     <w:rPr>
-      <w:rFonts w:asciiTheme="majorHAnsi" w:eastAsiaTheme="majorEastAsia" w:hAnsiTheme="majorHAnsi" w:cstheme="majorBidi"/>
+      <w:rFonts/>
       <w:color w:val="243F60" w:themeColor="accent1" w:themeShade="7F"/>
     </w:rPr>
   </w:style>
@@ -1089,7 +914,7 @@
       <w:outlineLvl w:val="5"/>
     </w:pPr>
     <w:rPr>
-      <w:rFonts w:asciiTheme="majorHAnsi" w:eastAsiaTheme="majorEastAsia" w:hAnsiTheme="majorHAnsi" w:cstheme="majorBidi"/>
+      <w:rFonts/>
       <w:i/>
       <w:iCs/>
       <w:color w:val="243F60" w:themeColor="accent1" w:themeShade="7F"/>
@@ -1112,7 +937,7 @@
       <w:outlineLvl w:val="6"/>
     </w:pPr>
     <w:rPr>
-      <w:rFonts w:asciiTheme="majorHAnsi" w:eastAsiaTheme="majorEastAsia" w:hAnsiTheme="majorHAnsi" w:cstheme="majorBidi"/>
+      <w:rFonts/>
       <w:i/>
       <w:iCs/>
       <w:color w:val="404040" w:themeColor="text1" w:themeTint="BF"/>
@@ -1135,7 +960,7 @@
       <w:outlineLvl w:val="7"/>
     </w:pPr>
     <w:rPr>
-      <w:rFonts w:asciiTheme="majorHAnsi" w:eastAsiaTheme="majorEastAsia" w:hAnsiTheme="majorHAnsi" w:cstheme="majorBidi"/>
+      <w:rFonts/>
       <w:color w:val="4F81BD" w:themeColor="accent1"/>
       <w:sz w:val="20"/>
       <w:szCs w:val="20"/>
@@ -1158,7 +983,7 @@
       <w:outlineLvl w:val="8"/>
     </w:pPr>
     <w:rPr>
-      <w:rFonts w:asciiTheme="majorHAnsi" w:eastAsiaTheme="majorEastAsia" w:hAnsiTheme="majorHAnsi" w:cstheme="majorBidi"/>
+      <w:rFonts/>
       <w:i/>
       <w:iCs/>
       <w:color w:val="404040" w:themeColor="text1" w:themeTint="BF"/>
@@ -1209,7 +1034,7 @@
     <w:uiPriority w:val="9"/>
     <w:rsid w:val="00FC693F"/>
     <w:rPr>
-      <w:rFonts w:asciiTheme="majorHAnsi" w:eastAsiaTheme="majorEastAsia" w:hAnsiTheme="majorHAnsi" w:cstheme="majorBidi"/>
+      <w:rFonts/>
       <w:b/>
       <w:bCs/>
       <w:color w:val="365F91" w:themeColor="accent1" w:themeShade="BF"/>
@@ -1224,7 +1049,7 @@
     <w:uiPriority w:val="9"/>
     <w:rsid w:val="00FC693F"/>
     <w:rPr>
-      <w:rFonts w:asciiTheme="majorHAnsi" w:eastAsiaTheme="majorEastAsia" w:hAnsiTheme="majorHAnsi" w:cstheme="majorBidi"/>
+      <w:rFonts/>
       <w:b/>
       <w:bCs/>
       <w:color w:val="4F81BD" w:themeColor="accent1"/>
@@ -1239,7 +1064,7 @@
     <w:uiPriority w:val="9"/>
     <w:rsid w:val="00FC693F"/>
     <w:rPr>
-      <w:rFonts w:asciiTheme="majorHAnsi" w:eastAsiaTheme="majorEastAsia" w:hAnsiTheme="majorHAnsi" w:cstheme="majorBidi"/>
+      <w:rFonts/>
       <w:b/>
       <w:bCs/>
       <w:color w:val="4F81BD" w:themeColor="accent1"/>
@@ -1254,19 +1079,17 @@
     <w:qFormat/>
     <w:rsid w:val="00FC693F"/>
     <w:pPr>
-      <w:pBdr>
-        <w:bottom w:val="single" w:sz="8" w:space="4" w:color="4F81BD" w:themeColor="accent1"/>
-      </w:pBdr>
-      <w:spacing w:after="300" w:line="240" w:lineRule="auto"/>
+      <w:spacing w:after="120" w:line="259" w:lineRule="auto"/>
       <w:contextualSpacing/>
     </w:pPr>
     <w:rPr>
-      <w:rFonts w:asciiTheme="majorHAnsi" w:eastAsiaTheme="majorEastAsia" w:hAnsiTheme="majorHAnsi" w:cstheme="majorBidi"/>
-      <w:color w:val="17365D" w:themeColor="text2" w:themeShade="BF"/>
+      <w:rFonts w:ascii="Times New Roman" w:hAnsi="Times New Roman"/>
+      <w:color w:val="000000"/>
       <w:spacing w:val="5"/>
       <w:kern w:val="28"/>
-      <w:sz w:val="52"/>
+      <w:sz w:val="40"/>
       <w:szCs w:val="52"/>
+      <w:lang w:val="ky-KG"/>
     </w:rPr>
   </w:style>
   <w:style w:type="character" w:customStyle="1" w:styleId="TitleChar">
@@ -1276,7 +1099,7 @@
     <w:uiPriority w:val="10"/>
     <w:rsid w:val="00FC693F"/>
     <w:rPr>
-      <w:rFonts w:asciiTheme="majorHAnsi" w:eastAsiaTheme="majorEastAsia" w:hAnsiTheme="majorHAnsi" w:cstheme="majorBidi"/>
+      <w:rFonts/>
       <w:color w:val="17365D" w:themeColor="text2" w:themeShade="BF"/>
       <w:spacing w:val="5"/>
       <w:kern w:val="28"/>
@@ -1298,7 +1121,7 @@
       </w:numPr>
     </w:pPr>
     <w:rPr>
-      <w:rFonts w:asciiTheme="majorHAnsi" w:eastAsiaTheme="majorEastAsia" w:hAnsiTheme="majorHAnsi" w:cstheme="majorBidi"/>
+      <w:rFonts/>
       <w:i/>
       <w:iCs/>
       <w:color w:val="4F81BD" w:themeColor="accent1"/>
@@ -1314,7 +1137,7 @@
     <w:uiPriority w:val="11"/>
     <w:rsid w:val="00FC693F"/>
     <w:rPr>
-      <w:rFonts w:asciiTheme="majorHAnsi" w:eastAsiaTheme="majorEastAsia" w:hAnsiTheme="majorHAnsi" w:cstheme="majorBidi"/>
+      <w:rFonts/>
       <w:i/>
       <w:iCs/>
       <w:color w:val="4F81BD" w:themeColor="accent1"/>
@@ -1439,8 +1262,15 @@
       <w:numPr>
         <w:numId w:val="1"/>
       </w:numPr>
+      <w:spacing w:after="120" w:line="259" w:lineRule="auto"/>
       <w:contextualSpacing/>
     </w:pPr>
+    <w:rPr>
+      <w:rFonts w:ascii="Times New Roman" w:hAnsi="Times New Roman"/>
+      <w:color w:val="000000"/>
+      <w:sz w:val="24"/>
+      <w:lang w:val="ky-KG"/>
+    </w:rPr>
   </w:style>
   <w:style w:type="paragraph" w:styleId="ListBullet2">
     <w:name w:val="List Bullet 2"/>
@@ -1612,7 +1442,7 @@
     <w:semiHidden/>
     <w:rsid w:val="00FC693F"/>
     <w:rPr>
-      <w:rFonts w:asciiTheme="majorHAnsi" w:eastAsiaTheme="majorEastAsia" w:hAnsiTheme="majorHAnsi" w:cstheme="majorBidi"/>
+      <w:rFonts/>
       <w:b/>
       <w:bCs/>
       <w:i/>
@@ -1628,7 +1458,7 @@
     <w:semiHidden/>
     <w:rsid w:val="00FC693F"/>
     <w:rPr>
-      <w:rFonts w:asciiTheme="majorHAnsi" w:eastAsiaTheme="majorEastAsia" w:hAnsiTheme="majorHAnsi" w:cstheme="majorBidi"/>
+      <w:rFonts/>
       <w:color w:val="243F60" w:themeColor="accent1" w:themeShade="7F"/>
     </w:rPr>
   </w:style>
@@ -1640,7 +1470,7 @@
     <w:semiHidden/>
     <w:rsid w:val="00FC693F"/>
     <w:rPr>
-      <w:rFonts w:asciiTheme="majorHAnsi" w:eastAsiaTheme="majorEastAsia" w:hAnsiTheme="majorHAnsi" w:cstheme="majorBidi"/>
+      <w:rFonts/>
       <w:i/>
       <w:iCs/>
       <w:color w:val="243F60" w:themeColor="accent1" w:themeShade="7F"/>
@@ -1654,7 +1484,7 @@
     <w:semiHidden/>
     <w:rsid w:val="00FC693F"/>
     <w:rPr>
-      <w:rFonts w:asciiTheme="majorHAnsi" w:eastAsiaTheme="majorEastAsia" w:hAnsiTheme="majorHAnsi" w:cstheme="majorBidi"/>
+      <w:rFonts/>
       <w:i/>
       <w:iCs/>
       <w:color w:val="404040" w:themeColor="text1" w:themeTint="BF"/>
@@ -1668,7 +1498,7 @@
     <w:semiHidden/>
     <w:rsid w:val="00FC693F"/>
     <w:rPr>
-      <w:rFonts w:asciiTheme="majorHAnsi" w:eastAsiaTheme="majorEastAsia" w:hAnsiTheme="majorHAnsi" w:cstheme="majorBidi"/>
+      <w:rFonts/>
       <w:color w:val="4F81BD" w:themeColor="accent1"/>
       <w:sz w:val="20"/>
       <w:szCs w:val="20"/>
@@ -1682,7 +1512,7 @@
     <w:semiHidden/>
     <w:rsid w:val="00FC693F"/>
     <w:rPr>
-      <w:rFonts w:asciiTheme="majorHAnsi" w:eastAsiaTheme="majorEastAsia" w:hAnsiTheme="majorHAnsi" w:cstheme="majorBidi"/>
+      <w:rFonts/>
       <w:i/>
       <w:iCs/>
       <w:color w:val="404040" w:themeColor="text1" w:themeTint="BF"/>
@@ -1741,9 +1571,6 @@
     <w:qFormat/>
     <w:rsid w:val="00FC693F"/>
     <w:pPr>
-      <w:pBdr>
-        <w:bottom w:val="single" w:sz="4" w:space="4" w:color="4F81BD" w:themeColor="accent1"/>
-      </w:pBdr>
       <w:spacing w:before="200" w:after="280"/>
       <w:ind w:left="936" w:right="936"/>
     </w:pPr>
@@ -3271,7 +3098,7 @@
         <w:spacing w:before="0" w:after="0" w:line="240" w:lineRule="auto"/>
       </w:pPr>
       <w:rPr>
-        <w:rFonts w:asciiTheme="majorHAnsi" w:eastAsiaTheme="majorEastAsia" w:hAnsiTheme="majorHAnsi" w:cstheme="majorBidi"/>
+        <w:rFonts/>
         <w:b/>
         <w:bCs/>
       </w:rPr>
@@ -3292,7 +3119,7 @@
         <w:spacing w:before="0" w:after="0" w:line="240" w:lineRule="auto"/>
       </w:pPr>
       <w:rPr>
-        <w:rFonts w:asciiTheme="majorHAnsi" w:eastAsiaTheme="majorEastAsia" w:hAnsiTheme="majorHAnsi" w:cstheme="majorBidi"/>
+        <w:rFonts/>
         <w:b/>
         <w:bCs/>
       </w:rPr>
@@ -3310,14 +3137,14 @@
     </w:tblStylePr>
     <w:tblStylePr w:type="firstCol">
       <w:rPr>
-        <w:rFonts w:asciiTheme="majorHAnsi" w:eastAsiaTheme="majorEastAsia" w:hAnsiTheme="majorHAnsi" w:cstheme="majorBidi"/>
+        <w:rFonts/>
         <w:b/>
         <w:bCs/>
       </w:rPr>
     </w:tblStylePr>
     <w:tblStylePr w:type="lastCol">
       <w:rPr>
-        <w:rFonts w:asciiTheme="majorHAnsi" w:eastAsiaTheme="majorEastAsia" w:hAnsiTheme="majorHAnsi" w:cstheme="majorBidi"/>
+        <w:rFonts/>
         <w:b/>
         <w:bCs/>
       </w:rPr>
@@ -3401,7 +3228,7 @@
         <w:spacing w:before="0" w:after="0" w:line="240" w:lineRule="auto"/>
       </w:pPr>
       <w:rPr>
-        <w:rFonts w:asciiTheme="majorHAnsi" w:eastAsiaTheme="majorEastAsia" w:hAnsiTheme="majorHAnsi" w:cstheme="majorBidi"/>
+        <w:rFonts/>
         <w:b/>
         <w:bCs/>
       </w:rPr>
@@ -3422,7 +3249,7 @@
         <w:spacing w:before="0" w:after="0" w:line="240" w:lineRule="auto"/>
       </w:pPr>
       <w:rPr>
-        <w:rFonts w:asciiTheme="majorHAnsi" w:eastAsiaTheme="majorEastAsia" w:hAnsiTheme="majorHAnsi" w:cstheme="majorBidi"/>
+        <w:rFonts/>
         <w:b/>
         <w:bCs/>
       </w:rPr>
@@ -3440,14 +3267,14 @@
     </w:tblStylePr>
     <w:tblStylePr w:type="firstCol">
       <w:rPr>
-        <w:rFonts w:asciiTheme="majorHAnsi" w:eastAsiaTheme="majorEastAsia" w:hAnsiTheme="majorHAnsi" w:cstheme="majorBidi"/>
+        <w:rFonts/>
         <w:b/>
         <w:bCs/>
       </w:rPr>
     </w:tblStylePr>
     <w:tblStylePr w:type="lastCol">
       <w:rPr>
-        <w:rFonts w:asciiTheme="majorHAnsi" w:eastAsiaTheme="majorEastAsia" w:hAnsiTheme="majorHAnsi" w:cstheme="majorBidi"/>
+        <w:rFonts/>
         <w:b/>
         <w:bCs/>
       </w:rPr>
@@ -3531,7 +3358,7 @@
         <w:spacing w:before="0" w:after="0" w:line="240" w:lineRule="auto"/>
       </w:pPr>
       <w:rPr>
-        <w:rFonts w:asciiTheme="majorHAnsi" w:eastAsiaTheme="majorEastAsia" w:hAnsiTheme="majorHAnsi" w:cstheme="majorBidi"/>
+        <w:rFonts/>
         <w:b/>
         <w:bCs/>
       </w:rPr>
@@ -3552,7 +3379,7 @@
         <w:spacing w:before="0" w:after="0" w:line="240" w:lineRule="auto"/>
       </w:pPr>
       <w:rPr>
-        <w:rFonts w:asciiTheme="majorHAnsi" w:eastAsiaTheme="majorEastAsia" w:hAnsiTheme="majorHAnsi" w:cstheme="majorBidi"/>
+        <w:rFonts/>
         <w:b/>
         <w:bCs/>
       </w:rPr>
@@ -3570,14 +3397,14 @@
     </w:tblStylePr>
     <w:tblStylePr w:type="firstCol">
       <w:rPr>
-        <w:rFonts w:asciiTheme="majorHAnsi" w:eastAsiaTheme="majorEastAsia" w:hAnsiTheme="majorHAnsi" w:cstheme="majorBidi"/>
+        <w:rFonts/>
         <w:b/>
         <w:bCs/>
       </w:rPr>
     </w:tblStylePr>
     <w:tblStylePr w:type="lastCol">
       <w:rPr>
-        <w:rFonts w:asciiTheme="majorHAnsi" w:eastAsiaTheme="majorEastAsia" w:hAnsiTheme="majorHAnsi" w:cstheme="majorBidi"/>
+        <w:rFonts/>
         <w:b/>
         <w:bCs/>
       </w:rPr>
@@ -3661,7 +3488,7 @@
         <w:spacing w:before="0" w:after="0" w:line="240" w:lineRule="auto"/>
       </w:pPr>
       <w:rPr>
-        <w:rFonts w:asciiTheme="majorHAnsi" w:eastAsiaTheme="majorEastAsia" w:hAnsiTheme="majorHAnsi" w:cstheme="majorBidi"/>
+        <w:rFonts/>
         <w:b/>
         <w:bCs/>
       </w:rPr>
@@ -3682,7 +3509,7 @@
         <w:spacing w:before="0" w:after="0" w:line="240" w:lineRule="auto"/>
       </w:pPr>
       <w:rPr>
-        <w:rFonts w:asciiTheme="majorHAnsi" w:eastAsiaTheme="majorEastAsia" w:hAnsiTheme="majorHAnsi" w:cstheme="majorBidi"/>
+        <w:rFonts/>
         <w:b/>
         <w:bCs/>
       </w:rPr>
@@ -3700,14 +3527,14 @@
     </w:tblStylePr>
     <w:tblStylePr w:type="firstCol">
       <w:rPr>
-        <w:rFonts w:asciiTheme="majorHAnsi" w:eastAsiaTheme="majorEastAsia" w:hAnsiTheme="majorHAnsi" w:cstheme="majorBidi"/>
+        <w:rFonts/>
         <w:b/>
         <w:bCs/>
       </w:rPr>
     </w:tblStylePr>
     <w:tblStylePr w:type="lastCol">
       <w:rPr>
-        <w:rFonts w:asciiTheme="majorHAnsi" w:eastAsiaTheme="majorEastAsia" w:hAnsiTheme="majorHAnsi" w:cstheme="majorBidi"/>
+        <w:rFonts/>
         <w:b/>
         <w:bCs/>
       </w:rPr>
@@ -3791,7 +3618,7 @@
         <w:spacing w:before="0" w:after="0" w:line="240" w:lineRule="auto"/>
       </w:pPr>
       <w:rPr>
-        <w:rFonts w:asciiTheme="majorHAnsi" w:eastAsiaTheme="majorEastAsia" w:hAnsiTheme="majorHAnsi" w:cstheme="majorBidi"/>
+        <w:rFonts/>
         <w:b/>
         <w:bCs/>
       </w:rPr>
@@ -3812,7 +3639,7 @@
         <w:spacing w:before="0" w:after="0" w:line="240" w:lineRule="auto"/>
       </w:pPr>
       <w:rPr>
-        <w:rFonts w:asciiTheme="majorHAnsi" w:eastAsiaTheme="majorEastAsia" w:hAnsiTheme="majorHAnsi" w:cstheme="majorBidi"/>
+        <w:rFonts/>
         <w:b/>
         <w:bCs/>
       </w:rPr>
@@ -3830,14 +3657,14 @@
     </w:tblStylePr>
     <w:tblStylePr w:type="firstCol">
       <w:rPr>
-        <w:rFonts w:asciiTheme="majorHAnsi" w:eastAsiaTheme="majorEastAsia" w:hAnsiTheme="majorHAnsi" w:cstheme="majorBidi"/>
+        <w:rFonts/>
         <w:b/>
         <w:bCs/>
       </w:rPr>
     </w:tblStylePr>
     <w:tblStylePr w:type="lastCol">
       <w:rPr>
-        <w:rFonts w:asciiTheme="majorHAnsi" w:eastAsiaTheme="majorEastAsia" w:hAnsiTheme="majorHAnsi" w:cstheme="majorBidi"/>
+        <w:rFonts/>
         <w:b/>
         <w:bCs/>
       </w:rPr>
@@ -3921,7 +3748,7 @@
         <w:spacing w:before="0" w:after="0" w:line="240" w:lineRule="auto"/>
       </w:pPr>
       <w:rPr>
-        <w:rFonts w:asciiTheme="majorHAnsi" w:eastAsiaTheme="majorEastAsia" w:hAnsiTheme="majorHAnsi" w:cstheme="majorBidi"/>
+        <w:rFonts/>
         <w:b/>
         <w:bCs/>
       </w:rPr>
@@ -3942,7 +3769,7 @@
         <w:spacing w:before="0" w:after="0" w:line="240" w:lineRule="auto"/>
       </w:pPr>
       <w:rPr>
-        <w:rFonts w:asciiTheme="majorHAnsi" w:eastAsiaTheme="majorEastAsia" w:hAnsiTheme="majorHAnsi" w:cstheme="majorBidi"/>
+        <w:rFonts/>
         <w:b/>
         <w:bCs/>
       </w:rPr>
@@ -3960,14 +3787,14 @@
     </w:tblStylePr>
     <w:tblStylePr w:type="firstCol">
       <w:rPr>
-        <w:rFonts w:asciiTheme="majorHAnsi" w:eastAsiaTheme="majorEastAsia" w:hAnsiTheme="majorHAnsi" w:cstheme="majorBidi"/>
+        <w:rFonts/>
         <w:b/>
         <w:bCs/>
       </w:rPr>
     </w:tblStylePr>
     <w:tblStylePr w:type="lastCol">
       <w:rPr>
-        <w:rFonts w:asciiTheme="majorHAnsi" w:eastAsiaTheme="majorEastAsia" w:hAnsiTheme="majorHAnsi" w:cstheme="majorBidi"/>
+        <w:rFonts/>
         <w:b/>
         <w:bCs/>
       </w:rPr>
@@ -4051,7 +3878,7 @@
         <w:spacing w:before="0" w:after="0" w:line="240" w:lineRule="auto"/>
       </w:pPr>
       <w:rPr>
-        <w:rFonts w:asciiTheme="majorHAnsi" w:eastAsiaTheme="majorEastAsia" w:hAnsiTheme="majorHAnsi" w:cstheme="majorBidi"/>
+        <w:rFonts/>
         <w:b/>
         <w:bCs/>
       </w:rPr>
@@ -4072,7 +3899,7 @@
         <w:spacing w:before="0" w:after="0" w:line="240" w:lineRule="auto"/>
       </w:pPr>
       <w:rPr>
-        <w:rFonts w:asciiTheme="majorHAnsi" w:eastAsiaTheme="majorEastAsia" w:hAnsiTheme="majorHAnsi" w:cstheme="majorBidi"/>
+        <w:rFonts/>
         <w:b/>
         <w:bCs/>
       </w:rPr>
@@ -4090,14 +3917,14 @@
     </w:tblStylePr>
     <w:tblStylePr w:type="firstCol">
       <w:rPr>
-        <w:rFonts w:asciiTheme="majorHAnsi" w:eastAsiaTheme="majorEastAsia" w:hAnsiTheme="majorHAnsi" w:cstheme="majorBidi"/>
+        <w:rFonts/>
         <w:b/>
         <w:bCs/>
       </w:rPr>
     </w:tblStylePr>
     <w:tblStylePr w:type="lastCol">
       <w:rPr>
-        <w:rFonts w:asciiTheme="majorHAnsi" w:eastAsiaTheme="majorEastAsia" w:hAnsiTheme="majorHAnsi" w:cstheme="majorBidi"/>
+        <w:rFonts/>
         <w:b/>
         <w:bCs/>
       </w:rPr>
@@ -5962,7 +5789,7 @@
     </w:tblPr>
     <w:tblStylePr w:type="firstRow">
       <w:rPr>
-        <w:rFonts w:asciiTheme="majorHAnsi" w:eastAsiaTheme="majorEastAsia" w:hAnsiTheme="majorHAnsi" w:cstheme="majorBidi"/>
+        <w:rFonts/>
       </w:rPr>
       <w:tblPr/>
       <w:tcPr>
@@ -6046,7 +5873,7 @@
     </w:tblPr>
     <w:tblStylePr w:type="firstRow">
       <w:rPr>
-        <w:rFonts w:asciiTheme="majorHAnsi" w:eastAsiaTheme="majorEastAsia" w:hAnsiTheme="majorHAnsi" w:cstheme="majorBidi"/>
+        <w:rFonts/>
       </w:rPr>
       <w:tblPr/>
       <w:tcPr>
@@ -6130,7 +5957,7 @@
     </w:tblPr>
     <w:tblStylePr w:type="firstRow">
       <w:rPr>
-        <w:rFonts w:asciiTheme="majorHAnsi" w:eastAsiaTheme="majorEastAsia" w:hAnsiTheme="majorHAnsi" w:cstheme="majorBidi"/>
+        <w:rFonts/>
       </w:rPr>
       <w:tblPr/>
       <w:tcPr>
@@ -6214,7 +6041,7 @@
     </w:tblPr>
     <w:tblStylePr w:type="firstRow">
       <w:rPr>
-        <w:rFonts w:asciiTheme="majorHAnsi" w:eastAsiaTheme="majorEastAsia" w:hAnsiTheme="majorHAnsi" w:cstheme="majorBidi"/>
+        <w:rFonts/>
       </w:rPr>
       <w:tblPr/>
       <w:tcPr>
@@ -6298,7 +6125,7 @@
     </w:tblPr>
     <w:tblStylePr w:type="firstRow">
       <w:rPr>
-        <w:rFonts w:asciiTheme="majorHAnsi" w:eastAsiaTheme="majorEastAsia" w:hAnsiTheme="majorHAnsi" w:cstheme="majorBidi"/>
+        <w:rFonts/>
       </w:rPr>
       <w:tblPr/>
       <w:tcPr>
@@ -6382,7 +6209,7 @@
     </w:tblPr>
     <w:tblStylePr w:type="firstRow">
       <w:rPr>
-        <w:rFonts w:asciiTheme="majorHAnsi" w:eastAsiaTheme="majorEastAsia" w:hAnsiTheme="majorHAnsi" w:cstheme="majorBidi"/>
+        <w:rFonts/>
       </w:rPr>
       <w:tblPr/>
       <w:tcPr>
@@ -6466,7 +6293,7 @@
     </w:tblPr>
     <w:tblStylePr w:type="firstRow">
       <w:rPr>
-        <w:rFonts w:asciiTheme="majorHAnsi" w:eastAsiaTheme="majorEastAsia" w:hAnsiTheme="majorHAnsi" w:cstheme="majorBidi"/>
+        <w:rFonts/>
       </w:rPr>
       <w:tblPr/>
       <w:tcPr>
@@ -6531,7 +6358,7 @@
       <w:spacing w:after="0" w:line="240" w:lineRule="auto"/>
     </w:pPr>
     <w:rPr>
-      <w:rFonts w:asciiTheme="majorHAnsi" w:eastAsiaTheme="majorEastAsia" w:hAnsiTheme="majorHAnsi" w:cstheme="majorBidi"/>
+      <w:rFonts/>
       <w:color w:val="000000" w:themeColor="text1"/>
     </w:rPr>
     <w:tblPr>
@@ -6659,7 +6486,7 @@
       <w:spacing w:after="0" w:line="240" w:lineRule="auto"/>
     </w:pPr>
     <w:rPr>
-      <w:rFonts w:asciiTheme="majorHAnsi" w:eastAsiaTheme="majorEastAsia" w:hAnsiTheme="majorHAnsi" w:cstheme="majorBidi"/>
+      <w:rFonts/>
       <w:color w:val="000000" w:themeColor="text1"/>
     </w:rPr>
     <w:tblPr>
@@ -6787,7 +6614,7 @@
       <w:spacing w:after="0" w:line="240" w:lineRule="auto"/>
     </w:pPr>
     <w:rPr>
-      <w:rFonts w:asciiTheme="majorHAnsi" w:eastAsiaTheme="majorEastAsia" w:hAnsiTheme="majorHAnsi" w:cstheme="majorBidi"/>
+      <w:rFonts/>
       <w:color w:val="000000" w:themeColor="text1"/>
     </w:rPr>
     <w:tblPr>
@@ -6915,7 +6742,7 @@
       <w:spacing w:after="0" w:line="240" w:lineRule="auto"/>
     </w:pPr>
     <w:rPr>
-      <w:rFonts w:asciiTheme="majorHAnsi" w:eastAsiaTheme="majorEastAsia" w:hAnsiTheme="majorHAnsi" w:cstheme="majorBidi"/>
+      <w:rFonts/>
       <w:color w:val="000000" w:themeColor="text1"/>
     </w:rPr>
     <w:tblPr>
@@ -7043,7 +6870,7 @@
       <w:spacing w:after="0" w:line="240" w:lineRule="auto"/>
     </w:pPr>
     <w:rPr>
-      <w:rFonts w:asciiTheme="majorHAnsi" w:eastAsiaTheme="majorEastAsia" w:hAnsiTheme="majorHAnsi" w:cstheme="majorBidi"/>
+      <w:rFonts/>
       <w:color w:val="000000" w:themeColor="text1"/>
     </w:rPr>
     <w:tblPr>
@@ -7171,7 +6998,7 @@
       <w:spacing w:after="0" w:line="240" w:lineRule="auto"/>
     </w:pPr>
     <w:rPr>
-      <w:rFonts w:asciiTheme="majorHAnsi" w:eastAsiaTheme="majorEastAsia" w:hAnsiTheme="majorHAnsi" w:cstheme="majorBidi"/>
+      <w:rFonts/>
       <w:color w:val="000000" w:themeColor="text1"/>
     </w:rPr>
     <w:tblPr>
@@ -7299,7 +7126,7 @@
       <w:spacing w:after="0" w:line="240" w:lineRule="auto"/>
     </w:pPr>
     <w:rPr>
-      <w:rFonts w:asciiTheme="majorHAnsi" w:eastAsiaTheme="majorEastAsia" w:hAnsiTheme="majorHAnsi" w:cstheme="majorBidi"/>
+      <w:rFonts/>
       <w:color w:val="000000" w:themeColor="text1"/>
     </w:rPr>
     <w:tblPr>
@@ -7938,7 +7765,7 @@
       <w:spacing w:after="0" w:line="240" w:lineRule="auto"/>
     </w:pPr>
     <w:rPr>
-      <w:rFonts w:asciiTheme="majorHAnsi" w:eastAsiaTheme="majorEastAsia" w:hAnsiTheme="majorHAnsi" w:cstheme="majorBidi"/>
+      <w:rFonts/>
       <w:color w:val="000000" w:themeColor="text1"/>
     </w:rPr>
     <w:tblPr>
@@ -8063,7 +7890,7 @@
       <w:spacing w:after="0" w:line="240" w:lineRule="auto"/>
     </w:pPr>
     <w:rPr>
-      <w:rFonts w:asciiTheme="majorHAnsi" w:eastAsiaTheme="majorEastAsia" w:hAnsiTheme="majorHAnsi" w:cstheme="majorBidi"/>
+      <w:rFonts/>
       <w:color w:val="000000" w:themeColor="text1"/>
     </w:rPr>
     <w:tblPr>
@@ -8188,7 +8015,7 @@
       <w:spacing w:after="0" w:line="240" w:lineRule="auto"/>
     </w:pPr>
     <w:rPr>
-      <w:rFonts w:asciiTheme="majorHAnsi" w:eastAsiaTheme="majorEastAsia" w:hAnsiTheme="majorHAnsi" w:cstheme="majorBidi"/>
+      <w:rFonts/>
       <w:color w:val="000000" w:themeColor="text1"/>
     </w:rPr>
     <w:tblPr>
@@ -8313,7 +8140,7 @@
       <w:spacing w:after="0" w:line="240" w:lineRule="auto"/>
     </w:pPr>
     <w:rPr>
-      <w:rFonts w:asciiTheme="majorHAnsi" w:eastAsiaTheme="majorEastAsia" w:hAnsiTheme="majorHAnsi" w:cstheme="majorBidi"/>
+      <w:rFonts/>
       <w:color w:val="000000" w:themeColor="text1"/>
     </w:rPr>
     <w:tblPr>
@@ -8438,7 +8265,7 @@
       <w:spacing w:after="0" w:line="240" w:lineRule="auto"/>
     </w:pPr>
     <w:rPr>
-      <w:rFonts w:asciiTheme="majorHAnsi" w:eastAsiaTheme="majorEastAsia" w:hAnsiTheme="majorHAnsi" w:cstheme="majorBidi"/>
+      <w:rFonts/>
       <w:color w:val="000000" w:themeColor="text1"/>
     </w:rPr>
     <w:tblPr>
@@ -8563,7 +8390,7 @@
       <w:spacing w:after="0" w:line="240" w:lineRule="auto"/>
     </w:pPr>
     <w:rPr>
-      <w:rFonts w:asciiTheme="majorHAnsi" w:eastAsiaTheme="majorEastAsia" w:hAnsiTheme="majorHAnsi" w:cstheme="majorBidi"/>
+      <w:rFonts/>
       <w:color w:val="000000" w:themeColor="text1"/>
     </w:rPr>
     <w:tblPr>
@@ -8688,7 +8515,7 @@
       <w:spacing w:after="0" w:line="240" w:lineRule="auto"/>
     </w:pPr>
     <w:rPr>
-      <w:rFonts w:asciiTheme="majorHAnsi" w:eastAsiaTheme="majorEastAsia" w:hAnsiTheme="majorHAnsi" w:cstheme="majorBidi"/>
+      <w:rFonts/>
       <w:color w:val="000000" w:themeColor="text1"/>
     </w:rPr>
     <w:tblPr>
